--- a/az/stories/architect-sinan-dies-in-a-house-without-water.docx
+++ b/az/stories/architect-sinan-dies-in-a-house-without-water.docx
@@ -4,289 +4,302 @@
   <w:body>
     <w:p>
       <w:pPr>
-        <w:pStyle w:val="Heading1"/>
+        <w:spacing w:before="0" w:after="60"/>
+        <w:jc w:val="left"/>
       </w:pPr>
       <w:r>
-        <w:t>İstanbulu suya qovuşduran Memar Sinan susuz evdə vəfat edir</w:t>
+        <w:rPr>
+          <w:rFonts w:ascii="Arial" w:hAnsi="Arial" w:eastAsia="Arial"/>
+          <w:i w:val="0"/>
+          <w:color w:val="000000"/>
+          <w:sz w:val="52"/>
+        </w:rPr>
+        <w:t>İstanbulu suya qovuşduran Memar Sinan susuz evdə vəfat etdi</w:t>
       </w:r>
     </w:p>
     <w:p>
       <w:pPr>
-        <w:ind w:firstLine="425"/>
-        <w:jc w:val="both"/>
+        <w:jc w:val="left"/>
       </w:pPr>
       <w:r>
         <w:rPr>
-          <w:rFonts w:ascii="Times New Roman" w:hAnsi="Times New Roman" w:cs="Times New Roman"/>
-          <w:b w:val="0"/>
+          <w:rFonts w:ascii="Arial" w:hAnsi="Arial" w:eastAsia="Arial"/>
           <w:i w:val="0"/>
-          <w:sz w:val="24"/>
+          <w:color w:val="000000"/>
+          <w:sz w:val="22"/>
         </w:rPr>
-        <w:t>Qanuni Sultan Süleymanın padşahlığı dövrüdür. Əhalisi günü-gündən artan İstanbul su qıtlığı yaşayır. Bu qıtlığın aradan qaldırılması o dövrün görkəmli şəxsiyyətlərindən biri Qoca Memar Sinan Ağanın (1489-1588; 99 il ömür sürüb) adı ilə bağlanır.</w:t>
+        <w:t>Qanuni Sultan Süleymanın dövründə əhalisi sürətlə artan İstanbul ciddi su qıtlığı yaşayırdı. Problemin həlli böyük memar Qoca Sinanın (1489–1588) adı ilə bağlı oldu.</w:t>
       </w:r>
     </w:p>
     <w:p>
       <w:pPr>
-        <w:ind w:firstLine="425"/>
-        <w:jc w:val="both"/>
+        <w:jc w:val="left"/>
       </w:pPr>
       <w:r>
         <w:rPr>
-          <w:rFonts w:ascii="Times New Roman" w:hAnsi="Times New Roman" w:cs="Times New Roman"/>
-          <w:b w:val="0"/>
+          <w:rFonts w:ascii="Arial" w:hAnsi="Arial" w:eastAsia="Arial"/>
           <w:i w:val="0"/>
-          <w:sz w:val="24"/>
+          <w:color w:val="000000"/>
+          <w:sz w:val="22"/>
         </w:rPr>
-        <w:t>Bir gün Sultan Süleyman Memar Sinanı yanına çağırıb belə deyir: «Memarbaşı, əhalinin suya ehtiyacı var. İnsanlar bir at yükü suya çoxlu axça ödəyir. Görəsən, su ehtiyacını ödəmək üçün bir çarə düşünə bilərsənmi?» Memarbaşı deyir: «Sultanım, icazə verin, İstanbulun ətrafını bir gəzim, mövcud suları İstanbula gətirməyin mümkün olub-olmadığını araşdırım, sonra cavabımı verim.»</w:t>
+        <w:t>Bir gün Sultan Süleyman onu hüzuruna çağırıb soruşdu:</w:t>
       </w:r>
     </w:p>
     <w:p>
       <w:pPr>
-        <w:ind w:firstLine="425"/>
-        <w:jc w:val="both"/>
+        <w:jc w:val="left"/>
       </w:pPr>
       <w:r>
         <w:rPr>
-          <w:rFonts w:ascii="Times New Roman" w:hAnsi="Times New Roman" w:cs="Times New Roman"/>
-          <w:b w:val="0"/>
+          <w:rFonts w:ascii="Arial" w:hAnsi="Arial" w:eastAsia="Arial"/>
           <w:i w:val="0"/>
-          <w:sz w:val="24"/>
+          <w:color w:val="000000"/>
+          <w:sz w:val="22"/>
         </w:rPr>
-        <w:t>Sinan Ağa köməkçilərini də götürüb Çəkməcədən başlayaraq quyuları dolaşır, Beşiktaşa qədər dərələri, axan suları müəyyən edir. Bu suların üzərində bəndlər hörülsə, sular hara qədər yüksələr, haradan-haraya kəmərlər çəkilib İstanbula gətirilə bilər — bu kimi məsələləri araşdırıb hesablamalar apardıqdan sonra yenidən Sultanın hüzuruna çıxır.</w:t>
+        <w:t>— Memarbaşı, xalq bir at yükü suya çoxlu pul ödəyir. İstanbulu su ilə təmin etməyin bir yolu varmı?</w:t>
       </w:r>
     </w:p>
     <w:p>
       <w:pPr>
-        <w:ind w:firstLine="425"/>
-        <w:jc w:val="both"/>
+        <w:jc w:val="left"/>
       </w:pPr>
       <w:r>
         <w:rPr>
-          <w:rFonts w:ascii="Times New Roman" w:hAnsi="Times New Roman" w:cs="Times New Roman"/>
-          <w:b w:val="0"/>
+          <w:rFonts w:ascii="Arial" w:hAnsi="Arial" w:eastAsia="Arial"/>
           <w:i w:val="0"/>
-          <w:sz w:val="24"/>
+          <w:color w:val="000000"/>
+          <w:sz w:val="22"/>
         </w:rPr>
-        <w:t>Sultan soruşur: «Memarbaşı, İstanbula su gətirmək mümkündürmü?» «Bəli, sultanım, mümkündür. Ancaq çox ağır şərti var.» «Nədir o, memarbaşı?» «Sultanım, İstanbula su ancaq qızılla dolu kisələri uc-uca düzmək şərti ilə gələ bilər.» «Memarbaşı, sən İstanbula su gətirməyin mümkün olduğunu de! Bu iş olacaqsa, mən kisələri uc-uca deyil, lap yan-yana da düzməyə hazıram.»</w:t>
+        <w:t>Sinan şəhərin ətrafını araşdırmaq üçün icazə istədi. Köməkçiləri ilə Çəkməcədən Beşiktaşa qədər quyuları, dərələri və axar suları yoxladı; bəndlərin və su kəmərlərinin harada qurula biləcəyini hesabladı.</w:t>
       </w:r>
     </w:p>
     <w:p>
       <w:pPr>
-        <w:ind w:firstLine="425"/>
-        <w:jc w:val="both"/>
+        <w:jc w:val="left"/>
       </w:pPr>
       <w:r>
         <w:rPr>
-          <w:rFonts w:ascii="Times New Roman" w:hAnsi="Times New Roman" w:cs="Times New Roman"/>
-          <w:b w:val="0"/>
+          <w:rFonts w:ascii="Arial" w:hAnsi="Arial" w:eastAsia="Arial"/>
           <w:i w:val="0"/>
-          <w:sz w:val="24"/>
+          <w:color w:val="000000"/>
+          <w:sz w:val="22"/>
         </w:rPr>
-        <w:t>Memar Sinan qollarını çırmayıb işə başlayır və İstanbulun bəlli meydanlarına qırx çeşmə çəkilməsi ilə nəticələnən bu möhtəşəm layihəni tamamlayır. İstanbul bu qırx çeşmə sayəsində suya qovuşur. Suyun boşuna axmaması üçün çeşmələrə muslıqlar (kranlar) qoyulur.</w:t>
+        <w:t>Sultanın qarşısına qayıdanda dedi:</w:t>
       </w:r>
     </w:p>
     <w:p>
       <w:pPr>
-        <w:ind w:firstLine="425"/>
-        <w:jc w:val="both"/>
+        <w:jc w:val="left"/>
       </w:pPr>
       <w:r>
         <w:rPr>
-          <w:rFonts w:ascii="Times New Roman" w:hAnsi="Times New Roman" w:cs="Times New Roman"/>
-          <w:b w:val="0"/>
+          <w:rFonts w:ascii="Arial" w:hAnsi="Arial" w:eastAsia="Arial"/>
           <w:i w:val="0"/>
-          <w:sz w:val="24"/>
+          <w:color w:val="000000"/>
+          <w:sz w:val="22"/>
         </w:rPr>
-        <w:t>Su baha başa gəldiyindən və qiymətə mindiyindən Sultan belə bir fərman verir: «İstanbul meydanlarındakı ümumi çeşmələr xalqın malıdır; heç kəs gizli yolla yeraltından evinə su çəkdirə bilməz.» Bununla belə, Sultan Süleyman memar Sinan üçün bu fərmana bir istisna əlavə edir: «Sən gözəl bir iş görüb İstanbula qırx çeşmə çəkdirdin. İndi sən özün üçün evinə su çəkdirə bilərsən.» Süleymaniyyə ətrafındakı meydan çeşməsindən Sinanın evinə xüsusi su kəməri çəkilir. Beləcə Memar Sinan bütün şəhərdə evində xüsusi suyu olan yeganə adam olur.</w:t>
+        <w:t>— İstanbula su gətirmək mümkündür, amma bunun ağır şərti var: qızılla dolu kisələri uc-uca düzmək lazım gələcək.</w:t>
       </w:r>
     </w:p>
     <w:p>
       <w:pPr>
-        <w:ind w:firstLine="425"/>
-        <w:jc w:val="both"/>
+        <w:jc w:val="left"/>
       </w:pPr>
       <w:r>
         <w:rPr>
-          <w:rFonts w:ascii="Times New Roman" w:hAnsi="Times New Roman" w:cs="Times New Roman"/>
-          <w:b w:val="0"/>
+          <w:rFonts w:ascii="Arial" w:hAnsi="Arial" w:eastAsia="Arial"/>
           <w:i w:val="0"/>
-          <w:sz w:val="24"/>
+          <w:color w:val="000000"/>
+          <w:sz w:val="22"/>
         </w:rPr>
-        <w:t>Memar Sinan Şahzadəbaşı, Süleymaniyyə və Ədirnədəki Səlimiyyə məscidlərini tikəndən sonra yaşlanır. Vaxtilə etibarının yüksək olduğu dövrdə onun qədir-qiymətini bilənlər artıq bir-bir dünyadan köçmüşdü. Sultan Süleyman vəfat etmiş, yerinə başqa padşahlar gəlmişdi. Sinan da 99 yaşına çatmış, dostları köçdüyü üçün İstanbulda tək-tənha qalmışdı.</w:t>
+        <w:t>Sultan cavab verdi:</w:t>
       </w:r>
     </w:p>
     <w:p>
       <w:pPr>
-        <w:ind w:firstLine="425"/>
-        <w:jc w:val="both"/>
+        <w:jc w:val="left"/>
       </w:pPr>
       <w:r>
         <w:rPr>
-          <w:rFonts w:ascii="Times New Roman" w:hAnsi="Times New Roman" w:cs="Times New Roman"/>
-          <w:b w:val="0"/>
+          <w:rFonts w:ascii="Arial" w:hAnsi="Arial" w:eastAsia="Arial"/>
           <w:i w:val="0"/>
-          <w:sz w:val="24"/>
+          <w:color w:val="000000"/>
+          <w:sz w:val="22"/>
         </w:rPr>
-        <w:t>Bir gün biri gəlib Sinanın qapısını döyür: «Mən Topqapı Sarayındanam, sizi divana çağırırlar» deyir. Sinan Ağa bu ixtiyar yaşında «görəsən, məni Topqapı Sarayına niyə çağırırlar?» deyə təəccüblənərək saraya yola düşür.</w:t>
+        <w:t>— Sən bunun mümkün olduğunu de. Lazım olsa, kisələri uc-uca yox, yan-yana düzərəm.</w:t>
       </w:r>
     </w:p>
     <w:p>
       <w:pPr>
-        <w:ind w:firstLine="425"/>
-        <w:jc w:val="both"/>
+        <w:jc w:val="left"/>
       </w:pPr>
       <w:r>
         <w:rPr>
-          <w:rFonts w:ascii="Times New Roman" w:hAnsi="Times New Roman" w:cs="Times New Roman"/>
-          <w:b w:val="0"/>
+          <w:rFonts w:ascii="Arial" w:hAnsi="Arial" w:eastAsia="Arial"/>
           <w:i w:val="0"/>
-          <w:sz w:val="24"/>
+          <w:color w:val="000000"/>
+          <w:sz w:val="22"/>
         </w:rPr>
-        <w:t>Saraya gələndə orada bir sorğu heyətinin — qazıların, üləmaların, müftilərin, vəzirlərin — toplandığını görür. Sinana deyirlər: «Sinan Ağa, haqqında şikayət var. Evə su çəkdirmək yasaq olduğu, heç kəs evinə xüsusi su çəkməsin deyə padşah fərmanı olduğu halda, sənin evində xüsusi su varmış.»</w:t>
+        <w:t>Sinan işə başladı və şəhərin müxtəlif meydanlarına su çatdıran, qırx çeşmə ilə tamamlanan möhtəşəm sistemi qurdu. Suyun israf edilməməsi üçün çeşmələrə kranlar qoyuldu.</w:t>
       </w:r>
     </w:p>
     <w:p>
       <w:pPr>
-        <w:ind w:firstLine="425"/>
-        <w:jc w:val="both"/>
+        <w:jc w:val="left"/>
       </w:pPr>
       <w:r>
         <w:rPr>
-          <w:rFonts w:ascii="Times New Roman" w:hAnsi="Times New Roman" w:cs="Times New Roman"/>
-          <w:b w:val="0"/>
+          <w:rFonts w:ascii="Arial" w:hAnsi="Arial" w:eastAsia="Arial"/>
           <w:i w:val="0"/>
-          <w:sz w:val="24"/>
+          <w:color w:val="000000"/>
+          <w:sz w:val="22"/>
         </w:rPr>
-        <w:t>Sinan: «O zaman Cahan Padşahı İstanbula etdiyim su xidmətlərinə görə yalnız mənə evimdə su olmasına icazə vermişdi» deyə cavab verir.</w:t>
+        <w:t>Sultan ümumi çeşmələrin xalqa məxsus olduğunu bildirən və evlərə gizli su xətti çəkməyi qadağan edən fərman verdi. Lakin Sinanın xidmətini nəzərə alaraq ona evinə xüsusi su xətti çəkdirməyə şifahi icazə verdi.</w:t>
       </w:r>
     </w:p>
     <w:p>
       <w:pPr>
-        <w:ind w:firstLine="425"/>
-        <w:jc w:val="both"/>
+        <w:jc w:val="left"/>
       </w:pPr>
       <w:r>
         <w:rPr>
-          <w:rFonts w:ascii="Times New Roman" w:hAnsi="Times New Roman" w:cs="Times New Roman"/>
-          <w:b w:val="0"/>
+          <w:rFonts w:ascii="Arial" w:hAnsi="Arial" w:eastAsia="Arial"/>
           <w:i w:val="0"/>
-          <w:sz w:val="24"/>
+          <w:color w:val="000000"/>
+          <w:sz w:val="22"/>
         </w:rPr>
-        <w:t>«Elə isə bu icazəni, fərmanı göstərin ki, biz də səsimizi çıxarmayaq və başqalarına verilməməsinə baxmayaraq, sizin suyunuz axmaqda davam etsin.»</w:t>
+        <w:t>İllər keçdi. Sultan Süleyman və Sinanın xidmətini yaxından bilənlər dünyadan köçdülər. Yaşlı memar bir gün saraya çağırıldı. Divan üzvləri evində xüsusi su olmasına dair şikayəti araşdırırdılar.</w:t>
       </w:r>
     </w:p>
     <w:p>
       <w:pPr>
-        <w:ind w:firstLine="425"/>
-        <w:jc w:val="both"/>
+        <w:jc w:val="left"/>
       </w:pPr>
       <w:r>
         <w:rPr>
-          <w:rFonts w:ascii="Times New Roman" w:hAnsi="Times New Roman" w:cs="Times New Roman"/>
-          <w:b w:val="0"/>
+          <w:rFonts w:ascii="Arial" w:hAnsi="Arial" w:eastAsia="Arial"/>
           <w:i w:val="0"/>
-          <w:sz w:val="24"/>
+          <w:color w:val="000000"/>
+          <w:sz w:val="22"/>
         </w:rPr>
-        <w:t>Sinan belə deyir: «Mən o zaman Cahan Padşahından fərman almağa utanmışdım. Fərmanım-filanım yoxdur, amma evimdə suyum var.»</w:t>
+        <w:t>Sinan sultanın ona icazə verdiyini söylədi. Lakin yazılı fərman istənəndə etiraf etdi:</w:t>
       </w:r>
     </w:p>
     <w:p>
       <w:pPr>
-        <w:ind w:firstLine="425"/>
-        <w:jc w:val="both"/>
+        <w:jc w:val="left"/>
       </w:pPr>
       <w:r>
         <w:rPr>
-          <w:rFonts w:ascii="Times New Roman" w:hAnsi="Times New Roman" w:cs="Times New Roman"/>
-          <w:b w:val="0"/>
+          <w:rFonts w:ascii="Arial" w:hAnsi="Arial" w:eastAsia="Arial"/>
           <w:i w:val="0"/>
-          <w:sz w:val="24"/>
+          <w:color w:val="000000"/>
+          <w:sz w:val="22"/>
         </w:rPr>
-        <w:t>Divan çətin vəziyyətdə qalır, cürbəcür fikirlər səslənir: «Sinan böyük xidmətlər göstərib, evində suyu olsun.» Başqaları cavab verir: «Bu dövlətə xidmət edən yalnız Sinanmı olub? Sinan kimi neçə-neçə xidmət edən var. Ya onların da evinə xüsusi su verilsin, ya da Sinana verilən bu imtiyaz tanınmasın.»</w:t>
+        <w:t>— O vaxt Cahan Padşahından fərman almağa utanmışdım. Yazılı sənədim yoxdur.</w:t>
       </w:r>
     </w:p>
     <w:p>
       <w:pPr>
-        <w:ind w:firstLine="425"/>
-        <w:jc w:val="both"/>
+        <w:jc w:val="left"/>
       </w:pPr>
       <w:r>
         <w:rPr>
-          <w:rFonts w:ascii="Times New Roman" w:hAnsi="Times New Roman" w:cs="Times New Roman"/>
-          <w:b w:val="0"/>
+          <w:rFonts w:ascii="Arial" w:hAnsi="Arial" w:eastAsia="Arial"/>
           <w:i w:val="0"/>
-          <w:sz w:val="24"/>
+          <w:color w:val="000000"/>
+          <w:sz w:val="22"/>
         </w:rPr>
-        <w:t>Uzun mübahisələrdən sonra divan belə qərar çıxarır: «Sinan kimi böyük xidmətləri olan digərlərinin də evinə su çəkilməyəcəyi üçün Sinana verilən su kəsilməli, ancaq indiyədək əlində fərman olmadan istifadə etdiyi suya görə heç bir cəzaya məruz qalmamalıdır.»</w:t>
+        <w:t>Uzun müzakirədən sonra divan onun əvvəlki istifadəsinə görə cəzalandırılmamasına, lakin xüsusi su xəttinin kəsilməsinə qərar verdi.</w:t>
       </w:r>
     </w:p>
     <w:p>
       <w:pPr>
-        <w:ind w:firstLine="425"/>
-        <w:jc w:val="both"/>
+        <w:jc w:val="left"/>
       </w:pPr>
       <w:r>
         <w:rPr>
-          <w:rFonts w:ascii="Times New Roman" w:hAnsi="Times New Roman" w:cs="Times New Roman"/>
-          <w:b w:val="0"/>
+          <w:rFonts w:ascii="Arial" w:hAnsi="Arial" w:eastAsia="Arial"/>
           <w:i w:val="0"/>
-          <w:sz w:val="24"/>
+          <w:color w:val="000000"/>
+          <w:sz w:val="22"/>
         </w:rPr>
-        <w:t>Sinanın suyunu kəsirlər.</w:t>
+        <w:t>Ömrünün sonlarında Sinan xəstələnib yatağa düşdü. Dodaqlarını islatmaq üçün su istəyəndə evdəki kranın axmadığını gördülər. Böyük memar dedi:</w:t>
       </w:r>
     </w:p>
     <w:p>
       <w:pPr>
-        <w:ind w:firstLine="425"/>
-        <w:jc w:val="both"/>
+        <w:jc w:val="left"/>
       </w:pPr>
       <w:r>
         <w:rPr>
-          <w:rFonts w:ascii="Times New Roman" w:hAnsi="Times New Roman" w:cs="Times New Roman"/>
-          <w:b w:val="0"/>
+          <w:rFonts w:ascii="Arial" w:hAnsi="Arial" w:eastAsia="Arial"/>
           <w:i w:val="0"/>
-          <w:sz w:val="24"/>
+          <w:color w:val="000000"/>
+          <w:sz w:val="22"/>
         </w:rPr>
-        <w:t>Memar 100 yaşına çatanda xəstələnib yatağa düşür. Vəfat etməkdə ikən ətrafındakılar dodaqlarını islatmaq üçün su istəyəndə görürlər ki, evindəki krandan su gəlmir. Bunu görən Sinan onlara belə deyir: «Biz xidmətimizi mənfəət üçün etmədik. Biz onu Tanrı üçün etdik və mükafatını da axirətdə gözləyəcəyik. Bu dünyada evimizə su verilmədiyi üçün kədərlənmirik.»</w:t>
+        <w:t>— Biz xidmətimizi mənfəət üçün deyil, Tanrı rizası üçün etdik. Mükafatını da axirətdə gözləyirik. Bu dünyada evimizə su verilmədiyinə görə kədərlənmirik.</w:t>
       </w:r>
     </w:p>
     <w:p>
       <w:pPr>
-        <w:spacing w:after="40"/>
-      </w:pPr>
-    </w:p>
-    <w:p>
-      <w:pPr>
+        <w:pStyle w:val="Moral"/>
+        <w:keepNext/>
+        <w:keepLines/>
+        <w:widowControl/>
+        <w:spacing w:before="240" w:after="180" w:line="283" w:lineRule="auto"/>
+        <w:ind w:left="240" w:right="240"/>
+        <w:jc w:val="left"/>
         <w:pBdr>
-          <w:top w:val="single" w:sz="4" w:space="6" w:color="D9C7A3"/>
-          <w:left w:val="single" w:sz="24" w:space="12" w:color="B8860B"/>
-          <w:bottom w:val="single" w:sz="4" w:space="6" w:color="D9C7A3"/>
-          <w:right w:val="single" w:sz="4" w:space="10" w:color="D9C7A3"/>
+          <w:top w:val="single" w:sz="8" w:space="7" w:color="E8D59A"/>
+          <w:left w:val="single" w:sz="32" w:space="11" w:color="C6A23A"/>
+          <w:bottom w:val="single" w:sz="8" w:space="7" w:color="E8D59A"/>
+          <w:right w:val="single" w:sz="8" w:space="11" w:color="E8D59A"/>
         </w:pBdr>
-        <w:shd w:val="clear" w:color="auto" w:fill="FBF6EA"/>
-        <w:spacing w:before="0" w:after="60"/>
-        <w:ind w:left="227" w:right="113"/>
-        <w:jc w:val="both"/>
+        <w:shd w:val="clear" w:color="auto" w:fill="FFF8E1"/>
       </w:pPr>
       <w:r>
         <w:rPr>
-          <w:rFonts w:ascii="Times New Roman" w:hAnsi="Times New Roman" w:cs="Times New Roman"/>
+          <w:rFonts w:ascii="Arial" w:hAnsi="Arial" w:eastAsia="Arial" w:cs="Arial"/>
+          <w:b/>
+          <w:i w:val="0"/>
+          <w:color w:val="9A7417"/>
+          <w:sz w:val="22"/>
+        </w:rPr>
+        <w:t xml:space="preserve">İbrət: </w:t>
+      </w:r>
+      <w:r>
+        <w:rPr>
+          <w:rFonts w:ascii="Arial" w:hAnsi="Arial" w:eastAsia="Arial" w:cs="Arial"/>
           <w:b w:val="0"/>
-          <w:i/>
-          <w:color w:val="333333"/>
-          <w:sz w:val="24"/>
+          <w:i w:val="0"/>
+          <w:color w:val="3F3826"/>
+          <w:sz w:val="22"/>
         </w:rPr>
-        <w:t>Dünyaya, şöhrətə və insanların vəfasına həddindən artıq bel bağlama. Əsl xidmət mənfəət üçün yox, Haqq üçün ediləndir.</w:t>
+        <w:t>Dünyaya, şöhrətə və insanların vəfasına həddindən artıq bel bağlama. Əsl xidmət şəxsi mənfəət üçün deyil, haqq bildiyin dəyər uğrunda ediləndir.</w:t>
       </w:r>
     </w:p>
     <w:p>
       <w:pPr>
-        <w:spacing w:after="120"/>
+        <w:keepLines/>
+        <w:widowControl/>
+        <w:spacing w:before="60" w:after="0" w:line="240" w:lineRule="auto"/>
+        <w:jc w:val="right"/>
       </w:pPr>
+      <w:r>
+        <w:rPr>
+          <w:rFonts w:ascii="Arial" w:hAnsi="Arial" w:eastAsia="Arial" w:cs="Arial"/>
+          <w:b w:val="0"/>
+          <w:i/>
+          <w:color w:val="8A7950"/>
+          <w:sz w:val="17"/>
+        </w:rPr>
+        <w:t>Hekayə açıq İnternet mənbələrindən əldə olunub.</w:t>
+      </w:r>
     </w:p>
     <w:sectPr>
       <w:pgSz w:w="12240" w:h="15840"/>
-      <w:pgMar w:top="1417" w:right="1417" w:bottom="1417" w:left="1417" w:header="720" w:footer="720" w:gutter="0"/>
+      <w:pgMar w:top="1440" w:right="1440" w:bottom="1440" w:left="1440" w:header="708" w:footer="708" w:gutter="0"/>
       <w:cols w:space="720"/>
       <w:docGrid w:linePitch="360"/>
     </w:sectPr>
@@ -658,12 +671,12 @@
     <w:qFormat/>
     <w:rsid w:val="00FC693F"/>
     <w:pPr>
-      <w:spacing w:line="276" w:lineRule="auto" w:after="120" w:before="0"/>
-      <w:jc w:val="both"/>
+      <w:spacing w:before="0" w:after="80" w:line="276" w:lineRule="auto"/>
     </w:pPr>
     <w:rPr>
-      <w:rFonts w:ascii="Times New Roman" w:hAnsi="Times New Roman" w:cs="Times New Roman"/>
-      <w:sz w:val="24"/>
+      <w:rFonts w:ascii="Arial" w:hAnsi="Arial" w:eastAsia="Arial"/>
+      <w:color w:val="000000"/>
+      <w:sz w:val="22"/>
     </w:rPr>
   </w:style>
   <w:style w:type="paragraph" w:styleId="Header">
@@ -721,17 +734,15 @@
     <w:pPr>
       <w:keepNext/>
       <w:keepLines/>
-      <w:spacing w:before="360" w:after="160"/>
-      <w:jc w:val="left"/>
+      <w:spacing w:before="480" w:after="0"/>
       <w:outlineLvl w:val="0"/>
     </w:pPr>
     <w:rPr>
-      <w:rFonts w:asciiTheme="majorHAnsi" w:eastAsiaTheme="majorEastAsia" w:hAnsiTheme="majorHAnsi" w:cstheme="majorBidi" w:ascii="Times New Roman" w:hAnsi="Times New Roman" w:cs="Times New Roman"/>
+      <w:rFonts w:asciiTheme="majorHAnsi" w:eastAsiaTheme="majorEastAsia" w:hAnsiTheme="majorHAnsi" w:cstheme="majorBidi"/>
       <w:b/>
       <w:bCs/>
-      <w:i w:val="0"/>
-      <w:color w:val="1F1F1F"/>
-      <w:sz w:val="30"/>
+      <w:color w:val="365F91" w:themeColor="accent1" w:themeShade="BF"/>
+      <w:sz w:val="28"/>
       <w:szCs w:val="28"/>
     </w:rPr>
   </w:style>
@@ -12349,6 +12360,18 @@
         <w:shd w:val="clear" w:color="auto" w:fill="FBCAA2" w:themeFill="accent6" w:themeFillTint="7F"/>
       </w:tcPr>
     </w:tblStylePr>
+  </w:style>
+  <w:style w:type="paragraph" w:customStyle="1" w:styleId="Moral">
+    <w:name w:val="Moral"/>
+    <w:basedOn w:val="Normal"/>
+    <w:pPr>
+      <w:spacing w:before="80" w:after="0" w:line="276" w:lineRule="auto"/>
+    </w:pPr>
+    <w:rPr>
+      <w:rFonts w:ascii="Arial" w:hAnsi="Arial" w:eastAsia="Arial"/>
+      <w:i/>
+      <w:sz w:val="22"/>
+    </w:rPr>
   </w:style>
 </w:styles>
 </file>
